--- a/exams/ph2026b2/mock-2/RHCSA9_Mock_Exam_2_Key.docx
+++ b/exams/ph2026b2/mock-2/RHCSA9_Mock_Exam_2_Key.docx
@@ -42,14 +42,14 @@
           <w:b/>
           <w:sz w:val="21"/>
         </w:rPr>
-        <w:t>Grader status:</w:t>
+        <w:t>Grader:</w:t>
       </w:r>
       <w:r>
         <w:rPr>
           <w:b w:val="0"/>
           <w:sz w:val="21"/>
         </w:rPr>
-        <w:t xml:space="preserve"> passes </w:t>
+        <w:t xml:space="preserve"> grade with the </w:t>
       </w:r>
       <w:r>
         <w:rPr>
@@ -58,14 +58,46 @@
           <w:color w:val="C2560B"/>
           <w:sz w:val="19"/>
         </w:rPr>
-        <w:t>bash -n</w:t>
+        <w:t>.sh</w:t>
       </w:r>
       <w:r>
         <w:rPr>
           <w:b w:val="0"/>
           <w:sz w:val="21"/>
         </w:rPr>
-        <w:t>, but it has not yet been run on a live lab. Before trusting a score, run it once on the untouched snapshot (every task should FAIL) and once on a solved lab.</w:t>
+        <w:t xml:space="preserve"> file that came with this paper (see the paper's Appendix C). It accepts any correct method. If it fails something you're sure is right, report it with the grader's </w:t>
+      </w:r>
+      <w:r>
+        <w:rPr>
+          <w:rFonts w:ascii="Courier New" w:hAnsi="Courier New" w:eastAsia="Courier New"/>
+          <w:b w:val="0"/>
+          <w:color w:val="C2560B"/>
+          <w:sz w:val="19"/>
+        </w:rPr>
+        <w:t>why</w:t>
+      </w:r>
+      <w:r>
+        <w:rPr>
+          <w:b w:val="0"/>
+          <w:sz w:val="21"/>
+        </w:rPr>
+        <w:t xml:space="preserve"> and </w:t>
+      </w:r>
+      <w:r>
+        <w:rPr>
+          <w:rFonts w:ascii="Courier New" w:hAnsi="Courier New" w:eastAsia="Courier New"/>
+          <w:b w:val="0"/>
+          <w:color w:val="C2560B"/>
+          <w:sz w:val="19"/>
+        </w:rPr>
+        <w:t>check</w:t>
+      </w:r>
+      <w:r>
+        <w:rPr>
+          <w:b w:val="0"/>
+          <w:sz w:val="21"/>
+        </w:rPr>
+        <w:t xml:space="preserve"> lines.</w:t>
       </w:r>
     </w:p>
     <w:p>
@@ -102,9 +134,9 @@
         <w:tblLayout w:type="fixed"/>
       </w:tblPr>
       <w:tblGrid>
-        <w:gridCol w:w="1067"/>
-        <w:gridCol w:w="1067"/>
-        <w:gridCol w:w="7470"/>
+        <w:gridCol w:w="1021"/>
+        <w:gridCol w:w="1430"/>
+        <w:gridCol w:w="7153"/>
       </w:tblGrid>
       <w:tr>
         <w:trPr>
@@ -114,7 +146,7 @@
         <w:tc>
           <w:tcPr>
             <w:tcW w:type="dxa" w:w="3202"/>
-            <w:tcW w:w="1067" w:type="dxa"/>
+            <w:tcW w:w="1021" w:type="dxa"/>
             <w:shd w:val="clear" w:color="auto" w:fill="F2F2F2"/>
           </w:tcPr>
           <w:p>
@@ -133,7 +165,7 @@
         <w:tc>
           <w:tcPr>
             <w:tcW w:type="dxa" w:w="3202"/>
-            <w:tcW w:w="1067" w:type="dxa"/>
+            <w:tcW w:w="1430" w:type="dxa"/>
             <w:shd w:val="clear" w:color="auto" w:fill="F2F2F2"/>
           </w:tcPr>
           <w:p>
@@ -152,7 +184,7 @@
         <w:tc>
           <w:tcPr>
             <w:tcW w:type="dxa" w:w="3202"/>
-            <w:tcW w:w="7470" w:type="dxa"/>
+            <w:tcW w:w="7153" w:type="dxa"/>
             <w:shd w:val="clear" w:color="auto" w:fill="F2F2F2"/>
           </w:tcPr>
           <w:p>
@@ -176,7 +208,7 @@
         <w:tc>
           <w:tcPr>
             <w:tcW w:type="dxa" w:w="3202"/>
-            <w:tcW w:w="1067" w:type="dxa"/>
+            <w:tcW w:w="1021" w:type="dxa"/>
           </w:tcPr>
           <w:p>
             <w:pPr>
@@ -194,7 +226,7 @@
         <w:tc>
           <w:tcPr>
             <w:tcW w:type="dxa" w:w="3202"/>
-            <w:tcW w:w="1067" w:type="dxa"/>
+            <w:tcW w:w="1430" w:type="dxa"/>
           </w:tcPr>
           <w:p>
             <w:pPr>
@@ -212,7 +244,7 @@
         <w:tc>
           <w:tcPr>
             <w:tcW w:type="dxa" w:w="3202"/>
-            <w:tcW w:w="7470" w:type="dxa"/>
+            <w:tcW w:w="7153" w:type="dxa"/>
           </w:tcPr>
           <w:p>
             <w:pPr>
@@ -244,7 +276,7 @@
         <w:tc>
           <w:tcPr>
             <w:tcW w:type="dxa" w:w="3202"/>
-            <w:tcW w:w="1067" w:type="dxa"/>
+            <w:tcW w:w="1021" w:type="dxa"/>
           </w:tcPr>
           <w:p>
             <w:pPr>
@@ -262,7 +294,7 @@
         <w:tc>
           <w:tcPr>
             <w:tcW w:type="dxa" w:w="3202"/>
-            <w:tcW w:w="1067" w:type="dxa"/>
+            <w:tcW w:w="1430" w:type="dxa"/>
           </w:tcPr>
           <w:p>
             <w:pPr>
@@ -280,7 +312,7 @@
         <w:tc>
           <w:tcPr>
             <w:tcW w:type="dxa" w:w="3202"/>
-            <w:tcW w:w="7470" w:type="dxa"/>
+            <w:tcW w:w="7153" w:type="dxa"/>
           </w:tcPr>
           <w:p>
             <w:pPr>
@@ -344,7 +376,7 @@
         <w:tc>
           <w:tcPr>
             <w:tcW w:type="dxa" w:w="3202"/>
-            <w:tcW w:w="1067" w:type="dxa"/>
+            <w:tcW w:w="1021" w:type="dxa"/>
           </w:tcPr>
           <w:p>
             <w:pPr>
@@ -362,7 +394,7 @@
         <w:tc>
           <w:tcPr>
             <w:tcW w:type="dxa" w:w="3202"/>
-            <w:tcW w:w="1067" w:type="dxa"/>
+            <w:tcW w:w="1430" w:type="dxa"/>
           </w:tcPr>
           <w:p>
             <w:pPr>
@@ -380,7 +412,7 @@
         <w:tc>
           <w:tcPr>
             <w:tcW w:type="dxa" w:w="3202"/>
-            <w:tcW w:w="7470" w:type="dxa"/>
+            <w:tcW w:w="7153" w:type="dxa"/>
           </w:tcPr>
           <w:p>
             <w:pPr>
@@ -412,7 +444,7 @@
         <w:tc>
           <w:tcPr>
             <w:tcW w:type="dxa" w:w="3202"/>
-            <w:tcW w:w="1067" w:type="dxa"/>
+            <w:tcW w:w="1021" w:type="dxa"/>
           </w:tcPr>
           <w:p>
             <w:pPr>
@@ -430,7 +462,7 @@
         <w:tc>
           <w:tcPr>
             <w:tcW w:type="dxa" w:w="3202"/>
-            <w:tcW w:w="1067" w:type="dxa"/>
+            <w:tcW w:w="1430" w:type="dxa"/>
           </w:tcPr>
           <w:p>
             <w:pPr>
@@ -448,7 +480,7 @@
         <w:tc>
           <w:tcPr>
             <w:tcW w:type="dxa" w:w="3202"/>
-            <w:tcW w:w="7470" w:type="dxa"/>
+            <w:tcW w:w="7153" w:type="dxa"/>
           </w:tcPr>
           <w:p>
             <w:pPr>
@@ -471,7 +503,7 @@
         <w:tc>
           <w:tcPr>
             <w:tcW w:type="dxa" w:w="3202"/>
-            <w:tcW w:w="1067" w:type="dxa"/>
+            <w:tcW w:w="1021" w:type="dxa"/>
           </w:tcPr>
           <w:p>
             <w:pPr>
@@ -489,7 +521,7 @@
         <w:tc>
           <w:tcPr>
             <w:tcW w:type="dxa" w:w="3202"/>
-            <w:tcW w:w="1067" w:type="dxa"/>
+            <w:tcW w:w="1430" w:type="dxa"/>
           </w:tcPr>
           <w:p>
             <w:pPr>
@@ -507,7 +539,7 @@
         <w:tc>
           <w:tcPr>
             <w:tcW w:type="dxa" w:w="3202"/>
-            <w:tcW w:w="7470" w:type="dxa"/>
+            <w:tcW w:w="7153" w:type="dxa"/>
           </w:tcPr>
           <w:p>
             <w:pPr>
@@ -539,7 +571,7 @@
         <w:tc>
           <w:tcPr>
             <w:tcW w:type="dxa" w:w="3202"/>
-            <w:tcW w:w="1067" w:type="dxa"/>
+            <w:tcW w:w="1021" w:type="dxa"/>
           </w:tcPr>
           <w:p>
             <w:pPr>
@@ -557,7 +589,7 @@
         <w:tc>
           <w:tcPr>
             <w:tcW w:type="dxa" w:w="3202"/>
-            <w:tcW w:w="1067" w:type="dxa"/>
+            <w:tcW w:w="1430" w:type="dxa"/>
           </w:tcPr>
           <w:p>
             <w:pPr>
@@ -575,7 +607,7 @@
         <w:tc>
           <w:tcPr>
             <w:tcW w:type="dxa" w:w="3202"/>
-            <w:tcW w:w="7470" w:type="dxa"/>
+            <w:tcW w:w="7153" w:type="dxa"/>
           </w:tcPr>
           <w:p>
             <w:pPr>
@@ -598,7 +630,7 @@
         <w:tc>
           <w:tcPr>
             <w:tcW w:type="dxa" w:w="3202"/>
-            <w:tcW w:w="1067" w:type="dxa"/>
+            <w:tcW w:w="1021" w:type="dxa"/>
           </w:tcPr>
           <w:p>
             <w:pPr>
@@ -616,7 +648,7 @@
         <w:tc>
           <w:tcPr>
             <w:tcW w:type="dxa" w:w="3202"/>
-            <w:tcW w:w="1067" w:type="dxa"/>
+            <w:tcW w:w="1430" w:type="dxa"/>
           </w:tcPr>
           <w:p>
             <w:pPr>
@@ -627,14 +659,14 @@
                 <w:b w:val="0"/>
                 <w:sz w:val="19"/>
               </w:rPr>
-              <w:t>5 (node2)</w:t>
+              <w:t>5 (node2), 21</w:t>
             </w:r>
           </w:p>
         </w:tc>
         <w:tc>
           <w:tcPr>
             <w:tcW w:type="dxa" w:w="3202"/>
-            <w:tcW w:w="7470" w:type="dxa"/>
+            <w:tcW w:w="7153" w:type="dxa"/>
           </w:tcPr>
           <w:p>
             <w:pPr>
@@ -645,7 +677,16 @@
                 <w:b w:val="0"/>
                 <w:sz w:val="19"/>
               </w:rPr>
-              <w:t>autofs mounts the exports you built</w:t>
+              <w:t xml:space="preserve">autofs mounts the exports you built, by the name </w:t>
+            </w:r>
+            <w:r>
+              <w:rPr>
+                <w:rFonts w:ascii="Courier New" w:hAnsi="Courier New" w:eastAsia="Courier New"/>
+                <w:b w:val="0"/>
+                <w:color w:val="C2560B"/>
+                <w:sz w:val="17"/>
+              </w:rPr>
+              <w:t>storage</w:t>
             </w:r>
           </w:p>
         </w:tc>
@@ -657,7 +698,150 @@
         <w:tc>
           <w:tcPr>
             <w:tcW w:type="dxa" w:w="3202"/>
-            <w:tcW w:w="1067" w:type="dxa"/>
+            <w:tcW w:w="1021" w:type="dxa"/>
+          </w:tcPr>
+          <w:p>
+            <w:pPr>
+              <w:spacing w:before="0" w:after="0"/>
+            </w:pPr>
+            <w:r>
+              <w:rPr>
+                <w:b w:val="0"/>
+                <w:sz w:val="19"/>
+              </w:rPr>
+              <w:t>18</w:t>
+            </w:r>
+          </w:p>
+        </w:tc>
+        <w:tc>
+          <w:tcPr>
+            <w:tcW w:type="dxa" w:w="3202"/>
+            <w:tcW w:w="1430" w:type="dxa"/>
+          </w:tcPr>
+          <w:p>
+            <w:pPr>
+              <w:spacing w:before="0" w:after="0"/>
+            </w:pPr>
+            <w:r>
+              <w:rPr>
+                <w:b w:val="0"/>
+                <w:sz w:val="19"/>
+              </w:rPr>
+              <w:t>22</w:t>
+            </w:r>
+          </w:p>
+        </w:tc>
+        <w:tc>
+          <w:tcPr>
+            <w:tcW w:type="dxa" w:w="3202"/>
+            <w:tcW w:w="7153" w:type="dxa"/>
+          </w:tcPr>
+          <w:p>
+            <w:pPr>
+              <w:spacing w:before="0" w:after="0"/>
+            </w:pPr>
+            <w:r>
+              <w:rPr>
+                <w:b w:val="0"/>
+                <w:sz w:val="19"/>
+              </w:rPr>
+              <w:t xml:space="preserve">node2 reaches node1 by the name </w:t>
+            </w:r>
+            <w:r>
+              <w:rPr>
+                <w:rFonts w:ascii="Courier New" w:hAnsi="Courier New" w:eastAsia="Courier New"/>
+                <w:b w:val="0"/>
+                <w:color w:val="C2560B"/>
+                <w:sz w:val="17"/>
+              </w:rPr>
+              <w:t>workhorse</w:t>
+            </w:r>
+          </w:p>
+        </w:tc>
+      </w:tr>
+      <w:tr>
+        <w:trPr>
+          <w:cantSplit/>
+        </w:trPr>
+        <w:tc>
+          <w:tcPr>
+            <w:tcW w:type="dxa" w:w="3202"/>
+            <w:tcW w:w="1021" w:type="dxa"/>
+          </w:tcPr>
+          <w:p>
+            <w:pPr>
+              <w:spacing w:before="0" w:after="0"/>
+            </w:pPr>
+            <w:r>
+              <w:rPr>
+                <w:b w:val="0"/>
+                <w:sz w:val="19"/>
+              </w:rPr>
+              <w:t>24</w:t>
+            </w:r>
+          </w:p>
+        </w:tc>
+        <w:tc>
+          <w:tcPr>
+            <w:tcW w:type="dxa" w:w="3202"/>
+            <w:tcW w:w="1430" w:type="dxa"/>
+          </w:tcPr>
+          <w:p>
+            <w:pPr>
+              <w:spacing w:before="0" w:after="0"/>
+            </w:pPr>
+            <w:r>
+              <w:rPr>
+                <w:b w:val="0"/>
+                <w:sz w:val="19"/>
+              </w:rPr>
+              <w:t>21, 23 (node2)</w:t>
+            </w:r>
+          </w:p>
+        </w:tc>
+        <w:tc>
+          <w:tcPr>
+            <w:tcW w:type="dxa" w:w="3202"/>
+            <w:tcW w:w="7153" w:type="dxa"/>
+          </w:tcPr>
+          <w:p>
+            <w:pPr>
+              <w:spacing w:before="0" w:after="0"/>
+            </w:pPr>
+            <w:r>
+              <w:rPr>
+                <w:b w:val="0"/>
+                <w:sz w:val="19"/>
+              </w:rPr>
+              <w:t xml:space="preserve">node1 syncs from </w:t>
+            </w:r>
+            <w:r>
+              <w:rPr>
+                <w:rFonts w:ascii="Courier New" w:hAnsi="Courier New" w:eastAsia="Courier New"/>
+                <w:b w:val="0"/>
+                <w:color w:val="C2560B"/>
+                <w:sz w:val="17"/>
+              </w:rPr>
+              <w:t>storage</w:t>
+            </w:r>
+            <w:r>
+              <w:rPr>
+                <w:b w:val="0"/>
+                <w:sz w:val="19"/>
+              </w:rPr>
+              <w:t>, which must be serving time</w:t>
+            </w:r>
+          </w:p>
+        </w:tc>
+      </w:tr>
+      <w:tr>
+        <w:trPr>
+          <w:cantSplit/>
+        </w:trPr>
+        <w:tc>
+          <w:tcPr>
+            <w:tcW w:type="dxa" w:w="3202"/>
+            <w:tcW w:w="1021" w:type="dxa"/>
           </w:tcPr>
           <w:p>
             <w:pPr>
@@ -675,7 +859,7 @@
         <w:tc>
           <w:tcPr>
             <w:tcW w:type="dxa" w:w="3202"/>
-            <w:tcW w:w="1067" w:type="dxa"/>
+            <w:tcW w:w="1430" w:type="dxa"/>
           </w:tcPr>
           <w:p>
             <w:pPr>
@@ -693,7 +877,7 @@
         <w:tc>
           <w:tcPr>
             <w:tcW w:type="dxa" w:w="3202"/>
-            <w:tcW w:w="7470" w:type="dxa"/>
+            <w:tcW w:w="7153" w:type="dxa"/>
           </w:tcPr>
           <w:p>
             <w:pPr>
@@ -1881,6 +2065,170 @@
           </w:p>
         </w:tc>
       </w:tr>
+      <w:tr>
+        <w:trPr>
+          <w:cantSplit/>
+        </w:trPr>
+        <w:tc>
+          <w:tcPr>
+            <w:tcW w:type="dxa" w:w="4802"/>
+            <w:tcW w:w="758" w:type="dxa"/>
+          </w:tcPr>
+          <w:p>
+            <w:pPr>
+              <w:spacing w:before="0" w:after="0"/>
+            </w:pPr>
+            <w:r>
+              <w:rPr>
+                <w:b w:val="0"/>
+                <w:sz w:val="19"/>
+              </w:rPr>
+              <w:t>21, 22</w:t>
+            </w:r>
+          </w:p>
+        </w:tc>
+        <w:tc>
+          <w:tcPr>
+            <w:tcW w:type="dxa" w:w="4802"/>
+            <w:tcW w:w="8846" w:type="dxa"/>
+          </w:tcPr>
+          <w:p>
+            <w:pPr>
+              <w:spacing w:before="0" w:after="0"/>
+            </w:pPr>
+            <w:r>
+              <w:rPr>
+                <w:b w:val="0"/>
+                <w:sz w:val="19"/>
+              </w:rPr>
+              <w:t>Configure hostname resolution</w:t>
+            </w:r>
+          </w:p>
+        </w:tc>
+      </w:tr>
+      <w:tr>
+        <w:trPr>
+          <w:cantSplit/>
+        </w:trPr>
+        <w:tc>
+          <w:tcPr>
+            <w:tcW w:type="dxa" w:w="4802"/>
+            <w:tcW w:w="758" w:type="dxa"/>
+          </w:tcPr>
+          <w:p>
+            <w:pPr>
+              <w:spacing w:before="0" w:after="0"/>
+            </w:pPr>
+            <w:r>
+              <w:rPr>
+                <w:b w:val="0"/>
+                <w:sz w:val="19"/>
+              </w:rPr>
+              <w:t>23, 24</w:t>
+            </w:r>
+          </w:p>
+        </w:tc>
+        <w:tc>
+          <w:tcPr>
+            <w:tcW w:type="dxa" w:w="4802"/>
+            <w:tcW w:w="8846" w:type="dxa"/>
+          </w:tcPr>
+          <w:p>
+            <w:pPr>
+              <w:spacing w:before="0" w:after="0"/>
+            </w:pPr>
+            <w:r>
+              <w:rPr>
+                <w:b w:val="0"/>
+                <w:sz w:val="19"/>
+              </w:rPr>
+              <w:t>Configure time service clients (chrony)</w:t>
+            </w:r>
+          </w:p>
+        </w:tc>
+      </w:tr>
+      <w:tr>
+        <w:trPr>
+          <w:cantSplit/>
+        </w:trPr>
+        <w:tc>
+          <w:tcPr>
+            <w:tcW w:type="dxa" w:w="4802"/>
+            <w:tcW w:w="758" w:type="dxa"/>
+          </w:tcPr>
+          <w:p>
+            <w:pPr>
+              <w:spacing w:before="0" w:after="0"/>
+            </w:pPr>
+            <w:r>
+              <w:rPr>
+                <w:b w:val="0"/>
+                <w:sz w:val="19"/>
+              </w:rPr>
+              <w:t>25</w:t>
+            </w:r>
+          </w:p>
+        </w:tc>
+        <w:tc>
+          <w:tcPr>
+            <w:tcW w:type="dxa" w:w="4802"/>
+            <w:tcW w:w="8846" w:type="dxa"/>
+          </w:tcPr>
+          <w:p>
+            <w:pPr>
+              <w:spacing w:before="0" w:after="0"/>
+            </w:pPr>
+            <w:r>
+              <w:rPr>
+                <w:b w:val="0"/>
+                <w:sz w:val="19"/>
+              </w:rPr>
+              <w:t>Manage SELinux booleans</w:t>
+            </w:r>
+          </w:p>
+        </w:tc>
+      </w:tr>
+      <w:tr>
+        <w:trPr>
+          <w:cantSplit/>
+        </w:trPr>
+        <w:tc>
+          <w:tcPr>
+            <w:tcW w:type="dxa" w:w="4802"/>
+            <w:tcW w:w="758" w:type="dxa"/>
+          </w:tcPr>
+          <w:p>
+            <w:pPr>
+              <w:spacing w:before="0" w:after="0"/>
+            </w:pPr>
+            <w:r>
+              <w:rPr>
+                <w:b w:val="0"/>
+                <w:sz w:val="19"/>
+              </w:rPr>
+              <w:t>26</w:t>
+            </w:r>
+          </w:p>
+        </w:tc>
+        <w:tc>
+          <w:tcPr>
+            <w:tcW w:type="dxa" w:w="4802"/>
+            <w:tcW w:w="8846" w:type="dxa"/>
+          </w:tcPr>
+          <w:p>
+            <w:pPr>
+              <w:spacing w:before="0" w:after="0"/>
+            </w:pPr>
+            <w:r>
+              <w:rPr>
+                <w:b w:val="0"/>
+                <w:sz w:val="19"/>
+              </w:rPr>
+              <w:t>Change passwords and adjust password aging (defaults for new users)</w:t>
+            </w:r>
+          </w:p>
+        </w:tc>
+      </w:tr>
     </w:tbl>
     <w:p>
       <w:pPr>
@@ -4120,7 +4468,7 @@
                 <w:rFonts w:ascii="Courier New" w:hAnsi="Courier New" w:eastAsia="Courier New"/>
                 <w:sz w:val="17"/>
               </w:rPr>
-              <w:t>useradd james &amp;&amp; echo redhat | passwd --stdin james          # your own name</w:t>
+              <w:t>useradd barista &amp;&amp; echo redhat | passwd --stdin barista</w:t>
             </w:r>
           </w:p>
           <w:p>
@@ -4144,7 +4492,7 @@
                 <w:rFonts w:ascii="Courier New" w:hAnsi="Courier New" w:eastAsia="Courier New"/>
                 <w:sz w:val="17"/>
               </w:rPr>
-              <w:t>chown -R james: /srv/cafe</w:t>
+              <w:t>chown -R barista: /srv/cafe</w:t>
             </w:r>
           </w:p>
           <w:p>
@@ -4156,7 +4504,7 @@
                 <w:rFonts w:ascii="Courier New" w:hAnsi="Courier New" w:eastAsia="Courier New"/>
                 <w:sz w:val="17"/>
               </w:rPr>
-              <w:t>loginctl enable-linger james</w:t>
+              <w:t>loginctl enable-linger barista</w:t>
             </w:r>
           </w:p>
           <w:p>
@@ -4189,7 +4537,7 @@
           <w:b w:val="0"/>
           <w:sz w:val="21"/>
         </w:rPr>
-        <w:t>As the user (</w:t>
+        <w:t>As barista (</w:t>
       </w:r>
       <w:r>
         <w:rPr>
@@ -4198,7 +4546,7 @@
           <w:color w:val="C2560B"/>
           <w:sz w:val="19"/>
         </w:rPr>
-        <w:t>su - james</w:t>
+        <w:t>su - barista</w:t>
       </w:r>
       <w:r>
         <w:rPr>
@@ -5895,7 +6243,7 @@
           <w:b w:val="0"/>
           <w:sz w:val="21"/>
         </w:rPr>
-        <w:t xml:space="preserve"> on both nodes. On node2, as gatekeeper, run </w:t>
+        <w:t xml:space="preserve"> on both nodes, but by name: after task 22, on node2 as gatekeeper, run </w:t>
       </w:r>
       <w:r>
         <w:rPr>
@@ -5911,7 +6259,7 @@
           <w:b w:val="0"/>
           <w:sz w:val="21"/>
         </w:rPr>
-        <w:t xml:space="preserve"> and then </w:t>
+        <w:t xml:space="preserve">, then </w:t>
       </w:r>
       <w:r>
         <w:rPr>
@@ -5920,7 +6268,23 @@
           <w:color w:val="C2560B"/>
           <w:sz w:val="19"/>
         </w:rPr>
-        <w:t>ssh-copy-id gatekeeper@&lt;node1-IP&gt;</w:t>
+        <w:t>ssh-copy-id gatekeeper@workhorse</w:t>
+      </w:r>
+      <w:r>
+        <w:rPr>
+          <w:b w:val="0"/>
+          <w:sz w:val="21"/>
+        </w:rPr>
+        <w:t xml:space="preserve"> and </w:t>
+      </w:r>
+      <w:r>
+        <w:rPr>
+          <w:rFonts w:ascii="Courier New" w:hAnsi="Courier New" w:eastAsia="Courier New"/>
+          <w:b w:val="0"/>
+          <w:color w:val="C2560B"/>
+          <w:sz w:val="19"/>
+        </w:rPr>
+        <w:t>ssh gatekeeper@workhorse</w:t>
       </w:r>
       <w:r>
         <w:rPr>
@@ -6287,7 +6651,7 @@
                 <w:rFonts w:ascii="Courier New" w:hAnsi="Courier New" w:eastAsia="Courier New"/>
                 <w:sz w:val="17"/>
               </w:rPr>
-              <w:t>reports  -rw,sync  &lt;node2-IP&gt;:/exports/reports</w:t>
+              <w:t>reports  -rw,sync  storage:/exports/reports</w:t>
             </w:r>
           </w:p>
           <w:p>
@@ -6299,7 +6663,7 @@
                 <w:rFonts w:ascii="Courier New" w:hAnsi="Courier New" w:eastAsia="Courier New"/>
                 <w:sz w:val="17"/>
               </w:rPr>
-              <w:t>archive  -ro       &lt;node2-IP&gt;:/exports/archive</w:t>
+              <w:t>archive  -ro       storage:/exports/archive</w:t>
             </w:r>
           </w:p>
           <w:p>
@@ -6432,6 +6796,811 @@
           <w:sz w:val="21"/>
         </w:rPr>
         <w:t xml:space="preserve"> on the client side, which fails the task.</w:t>
+      </w:r>
+    </w:p>
+    <w:p>
+      <w:pPr>
+        <w:pStyle w:val="Heading2"/>
+        <w:spacing w:before="280" w:after="120"/>
+        <w:pBdr>
+          <w:bottom w:val="single" w:sz="6" w:space="1" w:color="E0E0E0"/>
+        </w:pBdr>
+      </w:pPr>
+      <w:r>
+        <w:rPr>
+          <w:b/>
+          <w:color w:val="000000"/>
+          <w:sz w:val="27"/>
+        </w:rPr>
+        <w:t>21, 22 — /etc/hosts aliases</w:t>
+      </w:r>
+    </w:p>
+    <w:p>
+      <w:pPr>
+        <w:spacing w:before="0" w:after="100"/>
+        <w:ind w:left="0"/>
+      </w:pPr>
+      <w:r>
+        <w:rPr>
+          <w:b w:val="0"/>
+          <w:sz w:val="21"/>
+        </w:rPr>
+        <w:t>On node1:</w:t>
+      </w:r>
+    </w:p>
+    <w:tbl>
+      <w:tblPr>
+        <w:tblW w:type="auto" w:w="0"/>
+        <w:tblLook w:firstColumn="1" w:firstRow="1" w:lastColumn="0" w:lastRow="0" w:noHBand="0" w:noVBand="1" w:val="04A0"/>
+        <w:tblBorders>
+          <w:top w:val="single" w:sz="4" w:space="0" w:color="D9D9D9"/>
+          <w:left w:val="single" w:sz="4" w:space="0" w:color="D9D9D9"/>
+          <w:bottom w:val="single" w:sz="4" w:space="0" w:color="D9D9D9"/>
+          <w:right w:val="single" w:sz="4" w:space="0" w:color="D9D9D9"/>
+          <w:insideH w:val="single" w:sz="4" w:space="0" w:color="D9D9D9"/>
+          <w:insideV w:val="single" w:sz="4" w:space="0" w:color="D9D9D9"/>
+        </w:tblBorders>
+        <w:tblW w:w="9604" w:type="dxa"/>
+        <w:tblLayout w:type="fixed"/>
+      </w:tblPr>
+      <w:tblGrid>
+        <w:gridCol w:w="9604"/>
+      </w:tblGrid>
+      <w:tr>
+        <w:trPr>
+          <w:cantSplit/>
+        </w:trPr>
+        <w:tc>
+          <w:tcPr>
+            <w:tcW w:type="dxa" w:w="9605"/>
+            <w:tcW w:w="9604" w:type="dxa"/>
+            <w:shd w:val="clear" w:color="auto" w:fill="F6F6F6"/>
+          </w:tcPr>
+          <w:p>
+            <w:pPr>
+              <w:spacing w:before="0" w:after="0" w:line="240" w:lineRule="auto"/>
+            </w:pPr>
+            <w:r>
+              <w:rPr>
+                <w:rFonts w:ascii="Courier New" w:hAnsi="Courier New" w:eastAsia="Courier New"/>
+                <w:sz w:val="17"/>
+              </w:rPr>
+              <w:t>echo '&lt;node2-IP&gt;  storage.lab.example  storage' &gt;&gt; /etc/hosts</w:t>
+            </w:r>
+          </w:p>
+          <w:p>
+            <w:pPr>
+              <w:spacing w:before="0" w:after="0" w:line="240" w:lineRule="auto"/>
+            </w:pPr>
+            <w:r>
+              <w:rPr>
+                <w:rFonts w:ascii="Courier New" w:hAnsi="Courier New" w:eastAsia="Courier New"/>
+                <w:sz w:val="17"/>
+              </w:rPr>
+              <w:t>getent hosts storage</w:t>
+            </w:r>
+          </w:p>
+        </w:tc>
+      </w:tr>
+    </w:tbl>
+    <w:p>
+      <w:pPr>
+        <w:spacing w:after="40"/>
+      </w:pPr>
+    </w:p>
+    <w:p>
+      <w:pPr>
+        <w:spacing w:before="0" w:after="100"/>
+        <w:ind w:left="0"/>
+      </w:pPr>
+      <w:r>
+        <w:rPr>
+          <w:b w:val="0"/>
+          <w:sz w:val="21"/>
+        </w:rPr>
+        <w:t>On node2:</w:t>
+      </w:r>
+    </w:p>
+    <w:tbl>
+      <w:tblPr>
+        <w:tblW w:type="auto" w:w="0"/>
+        <w:tblLook w:firstColumn="1" w:firstRow="1" w:lastColumn="0" w:lastRow="0" w:noHBand="0" w:noVBand="1" w:val="04A0"/>
+        <w:tblBorders>
+          <w:top w:val="single" w:sz="4" w:space="0" w:color="D9D9D9"/>
+          <w:left w:val="single" w:sz="4" w:space="0" w:color="D9D9D9"/>
+          <w:bottom w:val="single" w:sz="4" w:space="0" w:color="D9D9D9"/>
+          <w:right w:val="single" w:sz="4" w:space="0" w:color="D9D9D9"/>
+          <w:insideH w:val="single" w:sz="4" w:space="0" w:color="D9D9D9"/>
+          <w:insideV w:val="single" w:sz="4" w:space="0" w:color="D9D9D9"/>
+        </w:tblBorders>
+        <w:tblW w:w="9604" w:type="dxa"/>
+        <w:tblLayout w:type="fixed"/>
+      </w:tblPr>
+      <w:tblGrid>
+        <w:gridCol w:w="9604"/>
+      </w:tblGrid>
+      <w:tr>
+        <w:trPr>
+          <w:cantSplit/>
+        </w:trPr>
+        <w:tc>
+          <w:tcPr>
+            <w:tcW w:type="dxa" w:w="9605"/>
+            <w:tcW w:w="9604" w:type="dxa"/>
+            <w:shd w:val="clear" w:color="auto" w:fill="F6F6F6"/>
+          </w:tcPr>
+          <w:p>
+            <w:pPr>
+              <w:spacing w:before="0" w:after="0" w:line="240" w:lineRule="auto"/>
+            </w:pPr>
+            <w:r>
+              <w:rPr>
+                <w:rFonts w:ascii="Courier New" w:hAnsi="Courier New" w:eastAsia="Courier New"/>
+                <w:sz w:val="17"/>
+              </w:rPr>
+              <w:t>echo '&lt;node1-IP&gt;  workhorse.lab.example  workhorse' &gt;&gt; /etc/hosts</w:t>
+            </w:r>
+          </w:p>
+          <w:p>
+            <w:pPr>
+              <w:spacing w:before="0" w:after="0" w:line="240" w:lineRule="auto"/>
+            </w:pPr>
+            <w:r>
+              <w:rPr>
+                <w:rFonts w:ascii="Courier New" w:hAnsi="Courier New" w:eastAsia="Courier New"/>
+                <w:sz w:val="17"/>
+              </w:rPr>
+              <w:t>getent hosts workhorse</w:t>
+            </w:r>
+          </w:p>
+        </w:tc>
+      </w:tr>
+    </w:tbl>
+    <w:p>
+      <w:pPr>
+        <w:spacing w:after="40"/>
+      </w:pPr>
+    </w:p>
+    <w:p>
+      <w:pPr>
+        <w:spacing w:before="0" w:after="60"/>
+        <w:ind w:left="360" w:hanging="259"/>
+      </w:pPr>
+      <w:r>
+        <w:rPr>
+          <w:sz w:val="21"/>
+        </w:rPr>
+        <w:t xml:space="preserve">•  </w:t>
+      </w:r>
+      <w:r>
+        <w:rPr>
+          <w:b/>
+          <w:sz w:val="21"/>
+        </w:rPr>
+        <w:t>Trap:</w:t>
+      </w:r>
+      <w:r>
+        <w:rPr>
+          <w:b w:val="0"/>
+          <w:sz w:val="21"/>
+        </w:rPr>
+        <w:t xml:space="preserve"> these names exist only in </w:t>
+      </w:r>
+      <w:r>
+        <w:rPr>
+          <w:rFonts w:ascii="Courier New" w:hAnsi="Courier New" w:eastAsia="Courier New"/>
+          <w:b w:val="0"/>
+          <w:color w:val="C2560B"/>
+          <w:sz w:val="19"/>
+        </w:rPr>
+        <w:t>/etc/hosts</w:t>
+      </w:r>
+      <w:r>
+        <w:rPr>
+          <w:b w:val="0"/>
+          <w:sz w:val="21"/>
+        </w:rPr>
+        <w:t xml:space="preserve">, so </w:t>
+      </w:r>
+      <w:r>
+        <w:rPr>
+          <w:rFonts w:ascii="Courier New" w:hAnsi="Courier New" w:eastAsia="Courier New"/>
+          <w:b w:val="0"/>
+          <w:color w:val="C2560B"/>
+          <w:sz w:val="19"/>
+        </w:rPr>
+        <w:t>nslookup storage</w:t>
+      </w:r>
+      <w:r>
+        <w:rPr>
+          <w:b w:val="0"/>
+          <w:sz w:val="21"/>
+        </w:rPr>
+        <w:t xml:space="preserve"> fails even when the task is done. Test with </w:t>
+      </w:r>
+      <w:r>
+        <w:rPr>
+          <w:rFonts w:ascii="Courier New" w:hAnsi="Courier New" w:eastAsia="Courier New"/>
+          <w:b w:val="0"/>
+          <w:color w:val="C2560B"/>
+          <w:sz w:val="19"/>
+        </w:rPr>
+        <w:t>getent hosts</w:t>
+      </w:r>
+      <w:r>
+        <w:rPr>
+          <w:b w:val="0"/>
+          <w:sz w:val="21"/>
+        </w:rPr>
+        <w:t xml:space="preserve"> or </w:t>
+      </w:r>
+      <w:r>
+        <w:rPr>
+          <w:rFonts w:ascii="Courier New" w:hAnsi="Courier New" w:eastAsia="Courier New"/>
+          <w:b w:val="0"/>
+          <w:color w:val="C2560B"/>
+          <w:sz w:val="19"/>
+        </w:rPr>
+        <w:t>ping</w:t>
+      </w:r>
+      <w:r>
+        <w:rPr>
+          <w:b w:val="0"/>
+          <w:sz w:val="21"/>
+        </w:rPr>
+        <w:t>.</w:t>
+      </w:r>
+    </w:p>
+    <w:p>
+      <w:pPr>
+        <w:pStyle w:val="Heading2"/>
+        <w:spacing w:before="280" w:after="120"/>
+        <w:pBdr>
+          <w:bottom w:val="single" w:sz="6" w:space="1" w:color="E0E0E0"/>
+        </w:pBdr>
+      </w:pPr>
+      <w:r>
+        <w:rPr>
+          <w:b/>
+          <w:color w:val="000000"/>
+          <w:sz w:val="27"/>
+        </w:rPr>
+        <w:t>23 — Time server on node2</w:t>
+      </w:r>
+    </w:p>
+    <w:tbl>
+      <w:tblPr>
+        <w:tblW w:type="auto" w:w="0"/>
+        <w:tblLook w:firstColumn="1" w:firstRow="1" w:lastColumn="0" w:lastRow="0" w:noHBand="0" w:noVBand="1" w:val="04A0"/>
+        <w:tblBorders>
+          <w:top w:val="single" w:sz="4" w:space="0" w:color="D9D9D9"/>
+          <w:left w:val="single" w:sz="4" w:space="0" w:color="D9D9D9"/>
+          <w:bottom w:val="single" w:sz="4" w:space="0" w:color="D9D9D9"/>
+          <w:right w:val="single" w:sz="4" w:space="0" w:color="D9D9D9"/>
+          <w:insideH w:val="single" w:sz="4" w:space="0" w:color="D9D9D9"/>
+          <w:insideV w:val="single" w:sz="4" w:space="0" w:color="D9D9D9"/>
+        </w:tblBorders>
+        <w:tblW w:w="9604" w:type="dxa"/>
+        <w:tblLayout w:type="fixed"/>
+      </w:tblPr>
+      <w:tblGrid>
+        <w:gridCol w:w="9604"/>
+      </w:tblGrid>
+      <w:tr>
+        <w:trPr>
+          <w:cantSplit/>
+        </w:trPr>
+        <w:tc>
+          <w:tcPr>
+            <w:tcW w:type="dxa" w:w="9605"/>
+            <w:tcW w:w="9604" w:type="dxa"/>
+            <w:shd w:val="clear" w:color="auto" w:fill="F6F6F6"/>
+          </w:tcPr>
+          <w:p>
+            <w:pPr>
+              <w:spacing w:before="0" w:after="0" w:line="240" w:lineRule="auto"/>
+            </w:pPr>
+            <w:r>
+              <w:rPr>
+                <w:rFonts w:ascii="Courier New" w:hAnsi="Courier New" w:eastAsia="Courier New"/>
+                <w:sz w:val="17"/>
+              </w:rPr>
+              <w:t>dnf install -y chrony</w:t>
+            </w:r>
+          </w:p>
+          <w:p>
+            <w:pPr>
+              <w:spacing w:before="0" w:after="0" w:line="240" w:lineRule="auto"/>
+            </w:pPr>
+            <w:r>
+              <w:rPr>
+                <w:rFonts w:ascii="Courier New" w:hAnsi="Courier New" w:eastAsia="Courier New"/>
+                <w:sz w:val="17"/>
+              </w:rPr>
+              <w:t>echo 'allow &lt;your-subnet&gt;/24' &gt;&gt; /etc/chrony.conf      # e.g. allow 192.168.56.0/24</w:t>
+            </w:r>
+          </w:p>
+          <w:p>
+            <w:pPr>
+              <w:spacing w:before="0" w:after="0" w:line="240" w:lineRule="auto"/>
+            </w:pPr>
+            <w:r>
+              <w:rPr>
+                <w:rFonts w:ascii="Courier New" w:hAnsi="Courier New" w:eastAsia="Courier New"/>
+                <w:sz w:val="17"/>
+              </w:rPr>
+              <w:t>echo 'local stratum 8' &gt;&gt; /etc/chrony.conf             # serve time even with no upstream</w:t>
+            </w:r>
+          </w:p>
+          <w:p>
+            <w:pPr>
+              <w:spacing w:before="0" w:after="0" w:line="240" w:lineRule="auto"/>
+            </w:pPr>
+            <w:r>
+              <w:rPr>
+                <w:rFonts w:ascii="Courier New" w:hAnsi="Courier New" w:eastAsia="Courier New"/>
+                <w:sz w:val="17"/>
+              </w:rPr>
+              <w:t>systemctl enable --now chronyd &amp;&amp; systemctl restart chronyd</w:t>
+            </w:r>
+          </w:p>
+          <w:p>
+            <w:pPr>
+              <w:spacing w:before="0" w:after="0" w:line="240" w:lineRule="auto"/>
+            </w:pPr>
+            <w:r>
+              <w:rPr>
+                <w:rFonts w:ascii="Courier New" w:hAnsi="Courier New" w:eastAsia="Courier New"/>
+                <w:sz w:val="17"/>
+              </w:rPr>
+              <w:t>firewall-cmd --permanent --add-service=ntp &amp;&amp; firewall-cmd --reload</w:t>
+            </w:r>
+          </w:p>
+        </w:tc>
+      </w:tr>
+    </w:tbl>
+    <w:p>
+      <w:pPr>
+        <w:spacing w:after="40"/>
+      </w:pPr>
+    </w:p>
+    <w:p>
+      <w:pPr>
+        <w:spacing w:before="0" w:after="60"/>
+        <w:ind w:left="360" w:hanging="259"/>
+      </w:pPr>
+      <w:r>
+        <w:rPr>
+          <w:sz w:val="21"/>
+        </w:rPr>
+        <w:t xml:space="preserve">•  </w:t>
+      </w:r>
+      <w:r>
+        <w:rPr>
+          <w:b/>
+          <w:sz w:val="21"/>
+        </w:rPr>
+        <w:t>Trap:</w:t>
+      </w:r>
+      <w:r>
+        <w:rPr>
+          <w:b w:val="0"/>
+          <w:sz w:val="21"/>
+        </w:rPr>
+        <w:t xml:space="preserve"> without </w:t>
+      </w:r>
+      <w:r>
+        <w:rPr>
+          <w:rFonts w:ascii="Courier New" w:hAnsi="Courier New" w:eastAsia="Courier New"/>
+          <w:b w:val="0"/>
+          <w:color w:val="C2560B"/>
+          <w:sz w:val="19"/>
+        </w:rPr>
+        <w:t>local stratum</w:t>
+      </w:r>
+      <w:r>
+        <w:rPr>
+          <w:b w:val="0"/>
+          <w:sz w:val="21"/>
+        </w:rPr>
+        <w:t>, a server with no internet time source of its own won't hand out time.</w:t>
+      </w:r>
+    </w:p>
+    <w:p>
+      <w:pPr>
+        <w:pStyle w:val="Heading2"/>
+        <w:spacing w:before="280" w:after="120"/>
+        <w:pBdr>
+          <w:bottom w:val="single" w:sz="6" w:space="1" w:color="E0E0E0"/>
+        </w:pBdr>
+      </w:pPr>
+      <w:r>
+        <w:rPr>
+          <w:b/>
+          <w:color w:val="000000"/>
+          <w:sz w:val="27"/>
+        </w:rPr>
+        <w:t>24 — node1 syncs only from storage</w:t>
+      </w:r>
+    </w:p>
+    <w:tbl>
+      <w:tblPr>
+        <w:tblW w:type="auto" w:w="0"/>
+        <w:tblLook w:firstColumn="1" w:firstRow="1" w:lastColumn="0" w:lastRow="0" w:noHBand="0" w:noVBand="1" w:val="04A0"/>
+        <w:tblBorders>
+          <w:top w:val="single" w:sz="4" w:space="0" w:color="D9D9D9"/>
+          <w:left w:val="single" w:sz="4" w:space="0" w:color="D9D9D9"/>
+          <w:bottom w:val="single" w:sz="4" w:space="0" w:color="D9D9D9"/>
+          <w:right w:val="single" w:sz="4" w:space="0" w:color="D9D9D9"/>
+          <w:insideH w:val="single" w:sz="4" w:space="0" w:color="D9D9D9"/>
+          <w:insideV w:val="single" w:sz="4" w:space="0" w:color="D9D9D9"/>
+        </w:tblBorders>
+        <w:tblW w:w="9604" w:type="dxa"/>
+        <w:tblLayout w:type="fixed"/>
+      </w:tblPr>
+      <w:tblGrid>
+        <w:gridCol w:w="9604"/>
+      </w:tblGrid>
+      <w:tr>
+        <w:trPr>
+          <w:cantSplit/>
+        </w:trPr>
+        <w:tc>
+          <w:tcPr>
+            <w:tcW w:type="dxa" w:w="9605"/>
+            <w:tcW w:w="9604" w:type="dxa"/>
+            <w:shd w:val="clear" w:color="auto" w:fill="F6F6F6"/>
+          </w:tcPr>
+          <w:p>
+            <w:pPr>
+              <w:spacing w:before="0" w:after="0" w:line="240" w:lineRule="auto"/>
+            </w:pPr>
+            <w:r>
+              <w:rPr>
+                <w:rFonts w:ascii="Courier New" w:hAnsi="Courier New" w:eastAsia="Courier New"/>
+                <w:sz w:val="17"/>
+              </w:rPr>
+              <w:t>sed -i -E 's/^(pool|server) /#&amp;/' /etc/chrony.conf     # comment out the default sources</w:t>
+            </w:r>
+          </w:p>
+          <w:p>
+            <w:pPr>
+              <w:spacing w:before="0" w:after="0" w:line="240" w:lineRule="auto"/>
+            </w:pPr>
+            <w:r>
+              <w:rPr>
+                <w:rFonts w:ascii="Courier New" w:hAnsi="Courier New" w:eastAsia="Courier New"/>
+                <w:sz w:val="17"/>
+              </w:rPr>
+              <w:t>echo 'server storage iburst' &gt;&gt; /etc/chrony.conf</w:t>
+            </w:r>
+          </w:p>
+          <w:p>
+            <w:pPr>
+              <w:spacing w:before="0" w:after="0" w:line="240" w:lineRule="auto"/>
+            </w:pPr>
+            <w:r>
+              <w:rPr>
+                <w:rFonts w:ascii="Courier New" w:hAnsi="Courier New" w:eastAsia="Courier New"/>
+                <w:sz w:val="17"/>
+              </w:rPr>
+              <w:t>systemctl enable chronyd &amp;&amp; systemctl restart chronyd</w:t>
+            </w:r>
+          </w:p>
+          <w:p>
+            <w:pPr>
+              <w:spacing w:before="0" w:after="0" w:line="240" w:lineRule="auto"/>
+            </w:pPr>
+            <w:r>
+              <w:rPr>
+                <w:rFonts w:ascii="Courier New" w:hAnsi="Courier New" w:eastAsia="Courier New"/>
+                <w:sz w:val="17"/>
+              </w:rPr>
+              <w:t>chronyc sources                                       # storage listed (^* once synced)</w:t>
+            </w:r>
+          </w:p>
+        </w:tc>
+      </w:tr>
+    </w:tbl>
+    <w:p>
+      <w:pPr>
+        <w:spacing w:after="40"/>
+      </w:pPr>
+    </w:p>
+    <w:p>
+      <w:pPr>
+        <w:spacing w:before="0" w:after="60"/>
+        <w:ind w:left="360" w:hanging="259"/>
+      </w:pPr>
+      <w:r>
+        <w:rPr>
+          <w:sz w:val="21"/>
+        </w:rPr>
+        <w:t xml:space="preserve">•  </w:t>
+      </w:r>
+      <w:r>
+        <w:rPr>
+          <w:b/>
+          <w:sz w:val="21"/>
+        </w:rPr>
+        <w:t>Trap:</w:t>
+      </w:r>
+      <w:r>
+        <w:rPr>
+          <w:b w:val="0"/>
+          <w:sz w:val="21"/>
+        </w:rPr>
+        <w:t xml:space="preserve"> adding your server without commenting out RHEL's default </w:t>
+      </w:r>
+      <w:r>
+        <w:rPr>
+          <w:rFonts w:ascii="Courier New" w:hAnsi="Courier New" w:eastAsia="Courier New"/>
+          <w:b w:val="0"/>
+          <w:color w:val="C2560B"/>
+          <w:sz w:val="19"/>
+        </w:rPr>
+        <w:t>pool 2.rhel.pool.ntp.org</w:t>
+      </w:r>
+      <w:r>
+        <w:rPr>
+          <w:b w:val="0"/>
+          <w:sz w:val="21"/>
+        </w:rPr>
+        <w:t xml:space="preserve"> line fails "only".</w:t>
+      </w:r>
+    </w:p>
+    <w:p>
+      <w:pPr>
+        <w:pStyle w:val="Heading2"/>
+        <w:spacing w:before="280" w:after="120"/>
+        <w:pBdr>
+          <w:bottom w:val="single" w:sz="6" w:space="1" w:color="E0E0E0"/>
+        </w:pBdr>
+      </w:pPr>
+      <w:r>
+        <w:rPr>
+          <w:b/>
+          <w:color w:val="000000"/>
+          <w:sz w:val="27"/>
+        </w:rPr>
+        <w:t>25 — Persistent SELinux boolean</w:t>
+      </w:r>
+    </w:p>
+    <w:tbl>
+      <w:tblPr>
+        <w:tblW w:type="auto" w:w="0"/>
+        <w:tblLook w:firstColumn="1" w:firstRow="1" w:lastColumn="0" w:lastRow="0" w:noHBand="0" w:noVBand="1" w:val="04A0"/>
+        <w:tblBorders>
+          <w:top w:val="single" w:sz="4" w:space="0" w:color="D9D9D9"/>
+          <w:left w:val="single" w:sz="4" w:space="0" w:color="D9D9D9"/>
+          <w:bottom w:val="single" w:sz="4" w:space="0" w:color="D9D9D9"/>
+          <w:right w:val="single" w:sz="4" w:space="0" w:color="D9D9D9"/>
+          <w:insideH w:val="single" w:sz="4" w:space="0" w:color="D9D9D9"/>
+          <w:insideV w:val="single" w:sz="4" w:space="0" w:color="D9D9D9"/>
+        </w:tblBorders>
+        <w:tblW w:w="9604" w:type="dxa"/>
+        <w:tblLayout w:type="fixed"/>
+      </w:tblPr>
+      <w:tblGrid>
+        <w:gridCol w:w="9604"/>
+      </w:tblGrid>
+      <w:tr>
+        <w:trPr>
+          <w:cantSplit/>
+        </w:trPr>
+        <w:tc>
+          <w:tcPr>
+            <w:tcW w:type="dxa" w:w="9605"/>
+            <w:tcW w:w="9604" w:type="dxa"/>
+            <w:shd w:val="clear" w:color="auto" w:fill="F6F6F6"/>
+          </w:tcPr>
+          <w:p>
+            <w:pPr>
+              <w:spacing w:before="0" w:after="0" w:line="240" w:lineRule="auto"/>
+            </w:pPr>
+            <w:r>
+              <w:rPr>
+                <w:rFonts w:ascii="Courier New" w:hAnsi="Courier New" w:eastAsia="Courier New"/>
+                <w:sz w:val="17"/>
+              </w:rPr>
+              <w:t>setsebool -P httpd_can_network_connect on</w:t>
+            </w:r>
+          </w:p>
+          <w:p>
+            <w:pPr>
+              <w:spacing w:before="0" w:after="0" w:line="240" w:lineRule="auto"/>
+            </w:pPr>
+            <w:r>
+              <w:rPr>
+                <w:rFonts w:ascii="Courier New" w:hAnsi="Courier New" w:eastAsia="Courier New"/>
+                <w:sz w:val="17"/>
+              </w:rPr>
+              <w:t>getsebool httpd_can_network_connect</w:t>
+            </w:r>
+          </w:p>
+        </w:tc>
+      </w:tr>
+    </w:tbl>
+    <w:p>
+      <w:pPr>
+        <w:spacing w:after="40"/>
+      </w:pPr>
+    </w:p>
+    <w:p>
+      <w:pPr>
+        <w:spacing w:before="0" w:after="60"/>
+        <w:ind w:left="360" w:hanging="259"/>
+      </w:pPr>
+      <w:r>
+        <w:rPr>
+          <w:sz w:val="21"/>
+        </w:rPr>
+        <w:t xml:space="preserve">•  </w:t>
+      </w:r>
+      <w:r>
+        <w:rPr>
+          <w:b/>
+          <w:sz w:val="21"/>
+        </w:rPr>
+        <w:t>Trap:</w:t>
+      </w:r>
+      <w:r>
+        <w:rPr>
+          <w:b w:val="0"/>
+          <w:sz w:val="21"/>
+        </w:rPr>
+        <w:t xml:space="preserve"> </w:t>
+      </w:r>
+      <w:r>
+        <w:rPr>
+          <w:rFonts w:ascii="Courier New" w:hAnsi="Courier New" w:eastAsia="Courier New"/>
+          <w:b w:val="0"/>
+          <w:color w:val="C2560B"/>
+          <w:sz w:val="19"/>
+        </w:rPr>
+        <w:t>setsebool</w:t>
+      </w:r>
+      <w:r>
+        <w:rPr>
+          <w:b w:val="0"/>
+          <w:sz w:val="21"/>
+        </w:rPr>
+        <w:t xml:space="preserve"> without </w:t>
+      </w:r>
+      <w:r>
+        <w:rPr>
+          <w:rFonts w:ascii="Courier New" w:hAnsi="Courier New" w:eastAsia="Courier New"/>
+          <w:b w:val="0"/>
+          <w:color w:val="C2560B"/>
+          <w:sz w:val="19"/>
+        </w:rPr>
+        <w:t>-P</w:t>
+      </w:r>
+      <w:r>
+        <w:rPr>
+          <w:b w:val="0"/>
+          <w:sz w:val="21"/>
+        </w:rPr>
+        <w:t xml:space="preserve"> is gone after the reboot.</w:t>
+      </w:r>
+    </w:p>
+    <w:p>
+      <w:pPr>
+        <w:pStyle w:val="Heading2"/>
+        <w:spacing w:before="280" w:after="120"/>
+        <w:pBdr>
+          <w:bottom w:val="single" w:sz="6" w:space="1" w:color="E0E0E0"/>
+        </w:pBdr>
+      </w:pPr>
+      <w:r>
+        <w:rPr>
+          <w:b/>
+          <w:color w:val="000000"/>
+          <w:sz w:val="27"/>
+        </w:rPr>
+        <w:t>26 — Default password age for new users</w:t>
+      </w:r>
+    </w:p>
+    <w:tbl>
+      <w:tblPr>
+        <w:tblW w:type="auto" w:w="0"/>
+        <w:tblLook w:firstColumn="1" w:firstRow="1" w:lastColumn="0" w:lastRow="0" w:noHBand="0" w:noVBand="1" w:val="04A0"/>
+        <w:tblBorders>
+          <w:top w:val="single" w:sz="4" w:space="0" w:color="D9D9D9"/>
+          <w:left w:val="single" w:sz="4" w:space="0" w:color="D9D9D9"/>
+          <w:bottom w:val="single" w:sz="4" w:space="0" w:color="D9D9D9"/>
+          <w:right w:val="single" w:sz="4" w:space="0" w:color="D9D9D9"/>
+          <w:insideH w:val="single" w:sz="4" w:space="0" w:color="D9D9D9"/>
+          <w:insideV w:val="single" w:sz="4" w:space="0" w:color="D9D9D9"/>
+        </w:tblBorders>
+        <w:tblW w:w="9604" w:type="dxa"/>
+        <w:tblLayout w:type="fixed"/>
+      </w:tblPr>
+      <w:tblGrid>
+        <w:gridCol w:w="9604"/>
+      </w:tblGrid>
+      <w:tr>
+        <w:trPr>
+          <w:cantSplit/>
+        </w:trPr>
+        <w:tc>
+          <w:tcPr>
+            <w:tcW w:type="dxa" w:w="9605"/>
+            <w:tcW w:w="9604" w:type="dxa"/>
+            <w:shd w:val="clear" w:color="auto" w:fill="F6F6F6"/>
+          </w:tcPr>
+          <w:p>
+            <w:pPr>
+              <w:spacing w:before="0" w:after="0" w:line="240" w:lineRule="auto"/>
+            </w:pPr>
+            <w:r>
+              <w:rPr>
+                <w:rFonts w:ascii="Courier New" w:hAnsi="Courier New" w:eastAsia="Courier New"/>
+                <w:sz w:val="17"/>
+              </w:rPr>
+              <w:t>sed -i 's/^PASS_MAX_DAYS.*/PASS_MAX_DAYS\t45/' /etc/login.defs</w:t>
+            </w:r>
+          </w:p>
+          <w:p>
+            <w:pPr>
+              <w:spacing w:before="0" w:after="0" w:line="240" w:lineRule="auto"/>
+            </w:pPr>
+            <w:r>
+              <w:rPr>
+                <w:rFonts w:ascii="Courier New" w:hAnsi="Courier New" w:eastAsia="Courier New"/>
+                <w:sz w:val="17"/>
+              </w:rPr>
+              <w:t>grep ^PASS_MAX_DAYS /etc/login.defs</w:t>
+            </w:r>
+          </w:p>
+        </w:tc>
+      </w:tr>
+    </w:tbl>
+    <w:p>
+      <w:pPr>
+        <w:spacing w:after="40"/>
+      </w:pPr>
+    </w:p>
+    <w:p>
+      <w:pPr>
+        <w:spacing w:before="0" w:after="60"/>
+        <w:ind w:left="360" w:hanging="259"/>
+      </w:pPr>
+      <w:r>
+        <w:rPr>
+          <w:sz w:val="21"/>
+        </w:rPr>
+        <w:t xml:space="preserve">•  </w:t>
+      </w:r>
+      <w:r>
+        <w:rPr>
+          <w:b/>
+          <w:sz w:val="21"/>
+        </w:rPr>
+        <w:t>Trap:</w:t>
+      </w:r>
+      <w:r>
+        <w:rPr>
+          <w:b w:val="0"/>
+          <w:sz w:val="21"/>
+        </w:rPr>
+        <w:t xml:space="preserve"> </w:t>
+      </w:r>
+      <w:r>
+        <w:rPr>
+          <w:rFonts w:ascii="Courier New" w:hAnsi="Courier New" w:eastAsia="Courier New"/>
+          <w:b w:val="0"/>
+          <w:color w:val="C2560B"/>
+          <w:sz w:val="19"/>
+        </w:rPr>
+        <w:t>chage -M 45</w:t>
+      </w:r>
+      <w:r>
+        <w:rPr>
+          <w:b w:val="0"/>
+          <w:sz w:val="21"/>
+        </w:rPr>
+        <w:t xml:space="preserve"> changes one existing user; the task is about users created later.</w:t>
       </w:r>
     </w:p>
     <w:sectPr>
